--- a/courts/first-circuit/massachusetts/state/appeals-court/reply-brief/usage/OUTPUT-reply-brief.docx
+++ b/courts/first-circuit/massachusetts/state/appeals-court/reply-brief/usage/OUTPUT-reply-brief.docx
@@ -5632,7 +5632,7 @@
         <w:t xml:space="preserve">&amp; Rehabilitation, P.C. v. Norfolk &amp; Dedham Group</w:t>
       </w:r>
       <w:r>
-        <w:t xml:space="preserve">, 469 Mass. 800, 805, 17 N.E.3d 1056 (2014) (“Under common-law principles of contract . . . a plaintiff may reject a defendant’s disputed tender of payment, made after the date for payment has expired, and litigate its breach of contract claim to completion.”). In</w:t>
+        <w:t xml:space="preserve">, 469 Mass. 800, 805, 17 N.E.3d 1056 (2014) (“Under common-law principles of contract ⁠. ⁠. ⁠. a plaintiff may reject a defendant’s disputed tender of payment, made after the date for payment has expired, and litigate its breach of contract claim to completion.”). In</w:t>
       </w:r>
       <w:r>
         <w:t xml:space="preserve"> </w:t>
@@ -5699,7 +5699,7 @@
         <w:pStyle w:val="BodyText"/>
       </w:pPr>
       <w:r>
-        <w:t xml:space="preserve">effect . . . [s]o assuming the case was live before – because plaintiff had</w:t>
+        <w:t xml:space="preserve">effect ⁠. ⁠. ⁠. [s]o assuming the case was live before – because plaintiff had</w:t>
       </w:r>
     </w:p>
     <w:p>
@@ -9596,7 +9596,7 @@
         <w:noBreakHyphen/>
       </w:r>
       <w:r>
-        <w:t xml:space="preserve">181. Parties: PEDRO CRUZ, Plaintiff, v. VILMARY NORAT-REYES and SALVADOR MORENO, Defendants. Judge: /s/​Robert Fields, Associate Justice. Date: March 1, 2017. Western Division.</w:t>
+        <w:t xml:space="preserve">181. Parties: PEDRO CRUZ, Plaintiff, v. VILMARY NORAT-REYES and SALVADOR MORENO, Defendants. Judge: ⁠/s/​Robert Fields, Associate Justice. Date: March 1, 2017. Western Division.</w:t>
       </w:r>
     </w:p>
     <w:p>

--- a/courts/first-circuit/massachusetts/state/appeals-court/reply-brief/usage/OUTPUT-reply-brief.docx
+++ b/courts/first-circuit/massachusetts/state/appeals-court/reply-brief/usage/OUTPUT-reply-brief.docx
@@ -85,9 +85,7 @@
           <w:b/>
           <w:bCs/>
         </w:rPr>
-        <w:t xml:space="preserve">2022-P</w:t>
-        <w:noBreakHyphen/>
-        <w:t xml:space="preserve">0300</w:t>
+        <w:t xml:space="preserve">2022-P-⁠0300</w:t>
       </w:r>
     </w:p>
     <w:p>
@@ -617,11 +615,7 @@
         <w:t xml:space="preserve"> </w:t>
       </w:r>
       <w:r>
-        <w:t xml:space="preserve">413</w:t>
-        <w:noBreakHyphen/>
-        <w:t xml:space="preserve">686</w:t>
-        <w:noBreakHyphen/>
-        <w:t xml:space="preserve">9007</w:t>
+        <w:t xml:space="preserve">413-⁠686-⁠9007</w:t>
       </w:r>
     </w:p>
     <w:p>
@@ -1552,9 +1546,7 @@
         <w:t xml:space="preserve"> </w:t>
       </w:r>
       <w:r>
-        <w:t xml:space="preserve">20-SP</w:t>
-        <w:noBreakHyphen/>
-        <w:t xml:space="preserve">1676</w:t>
+        <w:t xml:space="preserve">20-SP-⁠1676</w:t>
       </w:r>
       <w:r>
         <w:t xml:space="preserve"> </w:t>
@@ -1715,9 +1707,7 @@
         <w:t xml:space="preserve"> </w:t>
       </w:r>
       <w:r>
-        <w:t xml:space="preserve">17-SP</w:t>
-        <w:noBreakHyphen/>
-        <w:t xml:space="preserve">181,</w:t>
+        <w:t xml:space="preserve">17-SP-⁠181,</w:t>
       </w:r>
       <w:r>
         <w:t xml:space="preserve"> </w:t>
@@ -2552,9 +2542,7 @@
         <w:t xml:space="preserve"> </w:t>
       </w:r>
       <w:r>
-        <w:t xml:space="preserve">17-SP</w:t>
-        <w:noBreakHyphen/>
-        <w:t xml:space="preserve">181,</w:t>
+        <w:t xml:space="preserve">17-SP-⁠181,</w:t>
       </w:r>
       <w:r>
         <w:t xml:space="preserve"> </w:t>
@@ -5030,13 +5018,7 @@
         <w:t xml:space="preserve"> </w:t>
       </w:r>
       <w:r>
-        <w:t xml:space="preserve">See Appellee’s Brief, at 16</w:t>
-      </w:r>
-      <w:r>
-        <w:noBreakHyphen/>
-      </w:r>
-      <w:r>
-        <w:t xml:space="preserve">17. §8A</w:t>
+        <w:t xml:space="preserve">See Appellee’s Brief, at 16-⁠17. §8A</w:t>
       </w:r>
       <w:r>
         <w:t xml:space="preserve"> </w:t>
@@ -5474,31 +5456,13 @@
         <w:pStyle w:val="BodyText"/>
       </w:pPr>
       <w:r>
-        <w:t xml:space="preserve">Moreover, to clarify a few underlying facts, the Landlord never contested violation of the water statute. R.A. at 33</w:t>
-      </w:r>
-      <w:r>
-        <w:noBreakHyphen/>
-      </w:r>
-      <w:r>
-        <w:t xml:space="preserve">42. The parties both agreed that money was tendered for reimbursement and damages due to violation of the water statute. R.A. at 37</w:t>
-      </w:r>
-      <w:r>
-        <w:noBreakHyphen/>
-      </w:r>
-      <w:r>
-        <w:t xml:space="preserve">39. However, Ms. Charland, through counsel, maintained that her claim and defense under §8A</w:t>
-      </w:r>
-      <w:r>
-        <w:t xml:space="preserve"> </w:t>
-      </w:r>
-      <w:r>
-        <w:t xml:space="preserve">were not waived by unilateral payment. R.A. at 36</w:t>
-      </w:r>
-      <w:r>
-        <w:noBreakHyphen/>
-      </w:r>
-      <w:r>
-        <w:t xml:space="preserve">37, 39. Finally, Landlord’s counsel conceded that Ms. Charland did not affirmatively indicate intention to relinquish her claim and defense under §8A.</w:t>
+        <w:t xml:space="preserve">Moreover, to clarify a few underlying facts, the Landlord never contested violation of the water statute. R.A. at 33-⁠42. The parties both agreed that money was tendered for reimbursement and damages due to violation of the water statute. R.A. at 37-⁠39. However, Ms. Charland, through counsel, maintained that her claim and defense under §8A</w:t>
+      </w:r>
+      <w:r>
+        <w:t xml:space="preserve"> </w:t>
+      </w:r>
+      <w:r>
+        <w:t xml:space="preserve">were not waived by unilateral payment. R.A. at 36-⁠37, 39. Finally, Landlord’s counsel conceded that Ms. Charland did not affirmatively indicate intention to relinquish her claim and defense under §8A.</w:t>
       </w:r>
       <w:r>
         <w:t xml:space="preserve"> </w:t>
@@ -5742,13 +5706,7 @@
         <w:t xml:space="preserve">Corp. v. Symczyk</w:t>
       </w:r>
       <w:r>
-        <w:t xml:space="preserve">, 569 U.S. 66, 81, 133 S.Ct. 1523, 1533</w:t>
-      </w:r>
-      <w:r>
-        <w:noBreakHyphen/>
-      </w:r>
-      <w:r>
-        <w:t xml:space="preserve">34 (2013) (Kagan, dissenting).</w:t>
+        <w:t xml:space="preserve">, 569 U.S. 66, 81, 133 S.Ct. 1523, 1533-⁠34 (2013) (Kagan, dissenting).</w:t>
       </w:r>
     </w:p>
     <w:p>
@@ -5789,13 +5747,7 @@
         <w:t xml:space="preserve">v. Demoulas</w:t>
       </w:r>
       <w:r>
-        <w:t xml:space="preserve">, is misplaced. 433 Mass. 1, 15</w:t>
-      </w:r>
-      <w:r>
-        <w:noBreakHyphen/>
-      </w:r>
-      <w:r>
-        <w:t xml:space="preserve">16 (2000); Appellee’s Brief, at 18. The issue here is not whether Ms. Charland was “made whole” but whether she retains a defense to possession, relief that exceeds monetary reimbursement or damages. Under the plain meaning of §8A,</w:t>
+        <w:t xml:space="preserve">, is misplaced. 433 Mass. 1, 15-⁠16 (2000); Appellee’s Brief, at 18. The issue here is not whether Ms. Charland was “made whole” but whether she retains a defense to possession, relief that exceeds monetary reimbursement or damages. Under the plain meaning of §8A,</w:t>
       </w:r>
       <w:r>
         <w:t xml:space="preserve"> </w:t>
@@ -6391,13 +6343,7 @@
         <w:t xml:space="preserve"> </w:t>
       </w:r>
       <w:r>
-        <w:t xml:space="preserve">Appellee’s Brief, at 23</w:t>
-      </w:r>
-      <w:r>
-        <w:noBreakHyphen/>
-      </w:r>
-      <w:r>
-        <w:t xml:space="preserve">24. The Landlord is wrong.</w:t>
+        <w:t xml:space="preserve">Appellee’s Brief, at 23-⁠24. The Landlord is wrong.</w:t>
       </w:r>
     </w:p>
     <w:p>
@@ -6532,13 +6478,7 @@
         <w:t xml:space="preserve">v. Norat-Reyes</w:t>
       </w:r>
       <w:r>
-        <w:t xml:space="preserve">, 17-SP</w:t>
-      </w:r>
-      <w:r>
-        <w:noBreakHyphen/>
-      </w:r>
-      <w:r>
-        <w:t xml:space="preserve">181, March 1, 2017 (Housing Ct., Western Div.) (Fields, J.) (holding that return of the security deposit upon demand prevents the tenant from claiming a violation and damages under G. L. c.186, §15B,</w:t>
+        <w:t xml:space="preserve">, 17-SP-⁠181, March 1, 2017 (Housing Ct., Western Div.) (Fields, J.) (holding that return of the security deposit upon demand prevents the tenant from claiming a violation and damages under G. L. c.186, §15B,</w:t>
       </w:r>
       <w:r>
         <w:t xml:space="preserve"> </w:t>
@@ -6637,13 +6577,7 @@
         <w:t xml:space="preserve"> </w:t>
       </w:r>
       <w:r>
-        <w:t xml:space="preserve">is distinguishable from the instant case. Appellant’s Brief at 16</w:t>
-      </w:r>
-      <w:r>
-        <w:noBreakHyphen/>
-      </w:r>
-      <w:r>
-        <w:t xml:space="preserve">17.</w:t>
+        <w:t xml:space="preserve">is distinguishable from the instant case. Appellant’s Brief at 16-⁠17.</w:t>
       </w:r>
     </w:p>
     <w:p>
@@ -7017,13 +6951,7 @@
         <w:pStyle w:val="BodyText"/>
       </w:pPr>
       <w:r>
-        <w:t xml:space="preserve">The Landlord argues that Ms. Charland accepted reimbursement without a reservation of rights and therefore the underlying violation of law was satisfied and resolved. Appellee’s Brief, at 25</w:t>
-      </w:r>
-      <w:r>
-        <w:noBreakHyphen/>
-      </w:r>
-      <w:r>
-        <w:t xml:space="preserve">26. The Landlord is wrong.</w:t>
+        <w:t xml:space="preserve">The Landlord argues that Ms. Charland accepted reimbursement without a reservation of rights and therefore the underlying violation of law was satisfied and resolved. Appellee’s Brief, at 25-⁠26. The Landlord is wrong.</w:t>
       </w:r>
     </w:p>
     <w:p>
@@ -7059,13 +6987,7 @@
         <w:t xml:space="preserve"> </w:t>
       </w:r>
       <w:r>
-        <w:t xml:space="preserve">were not waived by such unilateral payment. R.A. at 36</w:t>
-      </w:r>
-      <w:r>
-        <w:noBreakHyphen/>
-      </w:r>
-      <w:r>
-        <w:t xml:space="preserve">37, 39.</w:t>
+        <w:t xml:space="preserve">were not waived by such unilateral payment. R.A. at 36-⁠37, 39.</w:t>
       </w:r>
     </w:p>
     <w:p>
@@ -7162,13 +7084,7 @@
         <w:pStyle w:val="BodyText"/>
       </w:pPr>
       <w:r>
-        <w:t xml:space="preserve">The record contains no evidence indicating that the parties negotiated and agreed (i.e., reached a “meeting of the minds”) about a “bargained-for exchange” of money in exchange for a release of any claims or defenses. In fact, the record contains an admission by the Landlord that there was no meeting of the minds as to settlement of Ms. Charland’s claim or defense. R.A. at 36</w:t>
-      </w:r>
-      <w:r>
-        <w:noBreakHyphen/>
-      </w:r>
-      <w:r>
-        <w:t xml:space="preserve">37, 39.</w:t>
+        <w:t xml:space="preserve">The record contains no evidence indicating that the parties negotiated and agreed (i.e., reached a “meeting of the minds”) about a “bargained-for exchange” of money in exchange for a release of any claims or defenses. In fact, the record contains an admission by the Landlord that there was no meeting of the minds as to settlement of Ms. Charland’s claim or defense. R.A. at 36-⁠37, 39.</w:t>
       </w:r>
     </w:p>
     <w:p>
@@ -7627,9 +7543,7 @@
               <w:t xml:space="preserve"> </w:t>
             </w:r>
             <w:r>
-              <w:t xml:space="preserve">(413)686</w:t>
-              <w:noBreakHyphen/>
-              <w:t xml:space="preserve">9007</w:t>
+              <w:t xml:space="preserve">(413)686-⁠9007</w:t>
             </w:r>
             <w:r>
               <w:t xml:space="preserve"> </w:t>
@@ -7641,9 +7555,7 @@
               <w:t xml:space="preserve"> </w:t>
             </w:r>
             <w:r>
-              <w:t xml:space="preserve">(413)746</w:t>
-              <w:noBreakHyphen/>
-              <w:t xml:space="preserve">3221</w:t>
+              <w:t xml:space="preserve">(413)746-⁠3221</w:t>
             </w:r>
           </w:p>
           <w:p>
@@ -7734,13 +7646,7 @@
         <w:pStyle w:val="XdTail"/>
       </w:pPr>
       <w:r>
-        <w:t xml:space="preserve">Docket from Case No. 20-SP</w:t>
-      </w:r>
-      <w:r>
-        <w:noBreakHyphen/>
-      </w:r>
-      <w:r>
-        <w:t xml:space="preserve">1676 (August 30, 2021 Judgment)</w:t>
+        <w:t xml:space="preserve">Docket from Case No. 20-SP-⁠1676 (August 30, 2021 Judgment)</w:t>
       </w:r>
     </w:p>
     <w:p>
@@ -7785,13 +7691,7 @@
         <w:t xml:space="preserve">v. Norat-Reyes</w:t>
       </w:r>
       <w:r>
-        <w:t xml:space="preserve">, 17-SP</w:t>
-      </w:r>
-      <w:r>
-        <w:noBreakHyphen/>
-      </w:r>
-      <w:r>
-        <w:t xml:space="preserve">181, March 1, 2017</w:t>
+        <w:t xml:space="preserve">, 17-SP-⁠181, March 1, 2017</w:t>
       </w:r>
     </w:p>
     <w:p>
@@ -7917,13 +7817,7 @@
         <w:pStyle w:val="XdTail"/>
       </w:pPr>
       <w:r>
-        <w:t xml:space="preserve">CASE NO. 20-SP</w:t>
-      </w:r>
-      <w:r>
-        <w:noBreakHyphen/>
-      </w:r>
-      <w:r>
-        <w:t xml:space="preserve">1676</w:t>
+        <w:t xml:space="preserve">CASE NO. 20-SP-⁠1676</w:t>
       </w:r>
     </w:p>
     <w:p>
@@ -8136,9 +8030,7 @@
           <w:b/>
           <w:bCs/>
         </w:rPr>
-        <w:t xml:space="preserve">20-SP</w:t>
-        <w:noBreakHyphen/>
-        <w:t xml:space="preserve">1676</w:t>
+        <w:t xml:space="preserve">20-SP-⁠1676</w:t>
       </w:r>
       <w:r>
         <w:rPr>
@@ -8218,19 +8110,7 @@
         <w:pStyle w:val="XdTail"/>
       </w:pPr>
       <w:r>
-        <w:t xml:space="preserve">Party Attorney: Attorney Farber, Esq., Lawrence J. Bar Code 547966. Address: Farber and Lindley LLC, 30 Boltwood Walk Suite 101, Amherst, MA 01002. Phone Number (413)256</w:t>
-      </w:r>
-      <w:r>
-        <w:noBreakHyphen/>
-      </w:r>
-      <w:r>
-        <w:t xml:space="preserve">8429. Party Attorney: Attorney Fonseca, Esq., Gabriel. Bar Code 706870. Address: Community Legal Aid, 1 Monarch Place Suite 400, Springfield, MA 01144. Phone Number (413)686</w:t>
-      </w:r>
-      <w:r>
-        <w:noBreakHyphen/>
-      </w:r>
-      <w:r>
-        <w:t xml:space="preserve">9007. Party Attorney: Pro Se. Bar Code PROPER.</w:t>
+        <w:t xml:space="preserve">Party Attorney: Attorney Farber, Esq., Lawrence J. Bar Code 547966. Address: Farber and Lindley LLC, 30 Boltwood Walk Suite 101, Amherst, MA 01002. Phone Number (413)256-⁠8429. Party Attorney: Attorney Fonseca, Esq., Gabriel. Bar Code 706870. Address: Community Legal Aid, 1 Monarch Place Suite 400, Springfield, MA 01144. Phone Number (413)686-⁠9007. Party Attorney: Pro Se. Bar Code PROPER.</w:t>
       </w:r>
     </w:p>
     <w:p>
@@ -8334,19 +8214,7 @@
         <w:pStyle w:val="XdTail"/>
       </w:pPr>
       <w:r>
-        <w:t xml:space="preserve">01/05/2021 The following court event has been scheduled: 03/05/2021 09:00 AM Status Hearing. The event will be held via Video Conference and the virtual conference information is Mtg ID: 161 638 3742 Pwd: 1234 Tel# 646</w:t>
-      </w:r>
-      <w:r>
-        <w:noBreakHyphen/>
-      </w:r>
-      <w:r>
-        <w:t xml:space="preserve">828</w:t>
-      </w:r>
-      <w:r>
-        <w:noBreakHyphen/>
-      </w:r>
-      <w:r>
-        <w:t xml:space="preserve">7666.</w:t>
+        <w:t xml:space="preserve">01/05/2021 The following court event has been scheduled: 03/05/2021 09:00 AM Status Hearing. The event will be held via Video Conference and the virtual conference information is Mtg ID: 161 638 3742 Pwd: 1234 Tel# 646-⁠828-⁠7666.</w:t>
       </w:r>
     </w:p>
     <w:p>
@@ -8434,19 +8302,7 @@
         <w:pStyle w:val="XdTail"/>
       </w:pPr>
       <w:r>
-        <w:t xml:space="preserve">03/09/2021 The following court event has been scheduled: 03/17/2021 09:00 AM Housing Specialist Mediation. The event will be held via video conference and the virtual conference information is: Mtg ID: 161 638 3742 Pwd: 1234 Tel# 646</w:t>
-      </w:r>
-      <w:r>
-        <w:noBreakHyphen/>
-      </w:r>
-      <w:r>
-        <w:t xml:space="preserve">828</w:t>
-      </w:r>
-      <w:r>
-        <w:noBreakHyphen/>
-      </w:r>
-      <w:r>
-        <w:t xml:space="preserve">7666.</w:t>
+        <w:t xml:space="preserve">03/09/2021 The following court event has been scheduled: 03/17/2021 09:00 AM Housing Specialist Mediation. The event will be held via video conference and the virtual conference information is: Mtg ID: 161 638 3742 Pwd: 1234 Tel# 646-⁠828-⁠7666.</w:t>
       </w:r>
     </w:p>
     <w:p>
@@ -8598,19 +8454,7 @@
         <w:pStyle w:val="XdTail"/>
       </w:pPr>
       <w:r>
-        <w:t xml:space="preserve">05/11/2021 The following court event has been scheduled: 06/21/2021 10:00 AM Summary Process Trial. The event will be held via video conference and the conference information is Mtg ID: 161 638 3742 Pwd: 1234 Tel# 646</w:t>
-      </w:r>
-      <w:r>
-        <w:noBreakHyphen/>
-      </w:r>
-      <w:r>
-        <w:t xml:space="preserve">828</w:t>
-      </w:r>
-      <w:r>
-        <w:noBreakHyphen/>
-      </w:r>
-      <w:r>
-        <w:t xml:space="preserve">7666. Judge: Fields, Hon. Robert G.</w:t>
+        <w:t xml:space="preserve">05/11/2021 The following court event has been scheduled: 06/21/2021 10:00 AM Summary Process Trial. The event will be held via video conference and the conference information is Mtg ID: 161 638 3742 Pwd: 1234 Tel# 646-⁠828-⁠7666. Judge: Fields, Hon. Robert G.</w:t>
       </w:r>
     </w:p>
     <w:p>
@@ -8626,19 +8470,7 @@
         <w:pStyle w:val="XdTail"/>
       </w:pPr>
       <w:r>
-        <w:t xml:space="preserve">05/11/2021 The following court event has been scheduled: 06/17/2021 02:00 PM Housing Specialist Mediation. The event will be held via video conference and the conference information is Mtg ID: 161 638 3742 Pwd: 1234 Tel# 646</w:t>
-      </w:r>
-      <w:r>
-        <w:noBreakHyphen/>
-      </w:r>
-      <w:r>
-        <w:t xml:space="preserve">828</w:t>
-      </w:r>
-      <w:r>
-        <w:noBreakHyphen/>
-      </w:r>
-      <w:r>
-        <w:t xml:space="preserve">7666.</w:t>
+        <w:t xml:space="preserve">05/11/2021 The following court event has been scheduled: 06/17/2021 02:00 PM Housing Specialist Mediation. The event will be held via video conference and the conference information is Mtg ID: 161 638 3742 Pwd: 1234 Tel# 646-⁠828-⁠7666.</w:t>
       </w:r>
     </w:p>
     <w:p>
@@ -8758,19 +8590,7 @@
         <w:pStyle w:val="XdTail"/>
       </w:pPr>
       <w:r>
-        <w:t xml:space="preserve">08/24/2021 The following court event has been scheduled: 08/26/2021 11:00 AM Motion Hearing. The event will be held via video conference and the conference information is Mtg ID: 161 638 3742 Pwd: 1234 Tel# 646</w:t>
-      </w:r>
-      <w:r>
-        <w:noBreakHyphen/>
-      </w:r>
-      <w:r>
-        <w:t xml:space="preserve">828</w:t>
-      </w:r>
-      <w:r>
-        <w:noBreakHyphen/>
-      </w:r>
-      <w:r>
-        <w:t xml:space="preserve">7666.</w:t>
+        <w:t xml:space="preserve">08/24/2021 The following court event has been scheduled: 08/26/2021 11:00 AM Motion Hearing. The event will be held via video conference and the conference information is Mtg ID: 161 638 3742 Pwd: 1234 Tel# 646-⁠828-⁠7666.</w:t>
       </w:r>
     </w:p>
     <w:p>
@@ -8842,19 +8662,7 @@
         <w:pStyle w:val="XdTail"/>
       </w:pPr>
       <w:r>
-        <w:t xml:space="preserve">10/06/2021 The following court event has been scheduled: 10/07/2021 09:00 AM Hearing. The event will be held via video conference and the conference information is Mtg ID: 161 638 3742 Pwd: 1234 Tel# 646</w:t>
-      </w:r>
-      <w:r>
-        <w:noBreakHyphen/>
-      </w:r>
-      <w:r>
-        <w:t xml:space="preserve">828</w:t>
-      </w:r>
-      <w:r>
-        <w:noBreakHyphen/>
-      </w:r>
-      <w:r>
-        <w:t xml:space="preserve">7666. Hearing on motion to set or waive appeal bond.</w:t>
+        <w:t xml:space="preserve">10/06/2021 The following court event has been scheduled: 10/07/2021 09:00 AM Hearing. The event will be held via video conference and the conference information is Mtg ID: 161 638 3742 Pwd: 1234 Tel# 646-⁠828-⁠7666. Hearing on motion to set or waive appeal bond.</w:t>
       </w:r>
     </w:p>
     <w:p>
@@ -8902,19 +8710,7 @@
         <w:pStyle w:val="XdTail"/>
       </w:pPr>
       <w:r>
-        <w:t xml:space="preserve">10/07/2021 The following court event has been scheduled: 10/13/2021 09:00 AM Hearing. The event will be held via video conference and the conference information is Mtg ID: 161 638 3742 Pwd: 1234 Tel# 646</w:t>
-      </w:r>
-      <w:r>
-        <w:noBreakHyphen/>
-      </w:r>
-      <w:r>
-        <w:t xml:space="preserve">828</w:t>
-      </w:r>
-      <w:r>
-        <w:noBreakHyphen/>
-      </w:r>
-      <w:r>
-        <w:t xml:space="preserve">7666.</w:t>
+        <w:t xml:space="preserve">10/07/2021 The following court event has been scheduled: 10/13/2021 09:00 AM Hearing. The event will be held via video conference and the conference information is Mtg ID: 161 638 3742 Pwd: 1234 Tel# 646-⁠828-⁠7666.</w:t>
       </w:r>
     </w:p>
     <w:p>
@@ -8954,19 +8750,7 @@
         <w:pStyle w:val="XdTail"/>
       </w:pPr>
       <w:r>
-        <w:t xml:space="preserve">03/16/2022 Transcript of 6</w:t>
-      </w:r>
-      <w:r>
-        <w:noBreakHyphen/>
-      </w:r>
-      <w:r>
-        <w:t xml:space="preserve">21</w:t>
-      </w:r>
-      <w:r>
-        <w:noBreakHyphen/>
-      </w:r>
-      <w:r>
-        <w:t xml:space="preserve">21 hearing filed by Laural Charland (Ref. 39).</w:t>
+        <w:t xml:space="preserve">03/16/2022 Transcript of 6-⁠21-⁠21 hearing filed by Laural Charland (Ref. 39).</w:t>
       </w:r>
     </w:p>
     <w:p>
@@ -9050,13 +8834,7 @@
         <w:pStyle w:val="XdTail"/>
       </w:pPr>
       <w:r>
-        <w:t xml:space="preserve">&lt;Section impacted by 2020, 65, Secs. 3 and 6 effective April 20, 2020 and 2020, 257, Sec. 1, as amended by 2021, 20, Secs. 12 to 15, 29 and 30 and 2022, 42, Sec. 30 effective December 31, 2020 relating to eviction protections in order to address disruptions caused by the outbreak of COVID</w:t>
-      </w:r>
-      <w:r>
-        <w:noBreakHyphen/>
-      </w:r>
-      <w:r>
-        <w:t xml:space="preserve">19.&gt;</w:t>
+        <w:t xml:space="preserve">&lt;Section impacted by 2020, 65, Secs. 3 and 6 effective April 20, 2020 and 2020, 257, Sec. 1, as amended by 2021, 20, Secs. 12 to 15, 29 and 30 and 2022, 42, Sec. 30 effective December 31, 2020 relating to eviction protections in order to address disruptions caused by the outbreak of COVID-⁠19.&gt;</w:t>
       </w:r>
     </w:p>
     <w:p>
@@ -9194,13 +8972,7 @@
         <w:pStyle w:val="XdTail"/>
       </w:pPr>
       <w:r>
-        <w:t xml:space="preserve">&lt;Section impacted by 2020, 65, Secs. 3 and 6 effective April 20, 2020 relating to suspension of evictions in order to address disruptions caused by the outbreak of COVID</w:t>
-      </w:r>
-      <w:r>
-        <w:noBreakHyphen/>
-      </w:r>
-      <w:r>
-        <w:t xml:space="preserve">19.&gt;</w:t>
+        <w:t xml:space="preserve">&lt;Section impacted by 2020, 65, Secs. 3 and 6 effective April 20, 2020 relating to suspension of evictions in order to address disruptions caused by the outbreak of COVID-⁠19.&gt;</w:t>
       </w:r>
     </w:p>
     <w:p>
@@ -9538,9 +9310,7 @@
           <w:b/>
           <w:bCs/>
         </w:rPr>
-        <w:t xml:space="preserve">17-SP</w:t>
-        <w:noBreakHyphen/>
-        <w:t xml:space="preserve">181,</w:t>
+        <w:t xml:space="preserve">17-SP-⁠181,</w:t>
       </w:r>
       <w:r>
         <w:rPr>
@@ -9590,13 +9360,7 @@
         <w:pStyle w:val="XdTail"/>
       </w:pPr>
       <w:r>
-        <w:t xml:space="preserve">Docket No.: 17-SP</w:t>
-      </w:r>
-      <w:r>
-        <w:noBreakHyphen/>
-      </w:r>
-      <w:r>
-        <w:t xml:space="preserve">181. Parties: PEDRO CRUZ, Plaintiff, v. VILMARY NORAT-REYES and SALVADOR MORENO, Defendants. Judge: ⁠/s/​Robert Fields, Associate Justice. Date: March 1, 2017. Western Division.</w:t>
+        <w:t xml:space="preserve">Docket No.: 17-SP-⁠181. Parties: PEDRO CRUZ, Plaintiff, v. VILMARY NORAT-REYES and SALVADOR MORENO, Defendants. Judge: ⁠/s/​Robert Fields, Associate Justice. Date: March 1, 2017. Western Division.</w:t>
       </w:r>
     </w:p>
     <w:p>
@@ -10611,9 +10375,7 @@
               <w:t xml:space="preserve"> </w:t>
             </w:r>
             <w:r>
-              <w:t xml:space="preserve">(413)686</w:t>
-              <w:noBreakHyphen/>
-              <w:t xml:space="preserve">9007</w:t>
+              <w:t xml:space="preserve">(413)686-⁠9007</w:t>
             </w:r>
             <w:r>
               <w:t xml:space="preserve"> </w:t>
@@ -10625,9 +10387,7 @@
               <w:t xml:space="preserve"> </w:t>
             </w:r>
             <w:r>
-              <w:t xml:space="preserve">(413)746</w:t>
-              <w:noBreakHyphen/>
-              <w:t xml:space="preserve">3221</w:t>
+              <w:t xml:space="preserve">(413)746-⁠3221</w:t>
             </w:r>
           </w:p>
           <w:p>
@@ -10861,9 +10621,7 @@
               <w:t xml:space="preserve"> </w:t>
             </w:r>
             <w:r>
-              <w:t xml:space="preserve">2022-P</w:t>
-              <w:noBreakHyphen/>
-              <w:t xml:space="preserve">0300,</w:t>
+              <w:t xml:space="preserve">2022-P-⁠0300,</w:t>
             </w:r>
             <w:r>
               <w:t xml:space="preserve"> </w:t>
@@ -11248,9 +11006,7 @@
               <w:t xml:space="preserve"> </w:t>
             </w:r>
             <w:r>
-              <w:t xml:space="preserve">(413)686</w:t>
-              <w:noBreakHyphen/>
-              <w:t xml:space="preserve">9007</w:t>
+              <w:t xml:space="preserve">(413)686-⁠9007</w:t>
             </w:r>
             <w:r>
               <w:t xml:space="preserve"> </w:t>
@@ -11262,9 +11018,7 @@
               <w:t xml:space="preserve"> </w:t>
             </w:r>
             <w:r>
-              <w:t xml:space="preserve">(413)746</w:t>
-              <w:noBreakHyphen/>
-              <w:t xml:space="preserve">3221</w:t>
+              <w:t xml:space="preserve">(413)746-⁠3221</w:t>
             </w:r>
           </w:p>
           <w:p>
@@ -11504,9 +11258,7 @@
               <w:t xml:space="preserve"> </w:t>
             </w:r>
             <w:r>
-              <w:t xml:space="preserve">2022-P</w:t>
-              <w:noBreakHyphen/>
-              <w:t xml:space="preserve">0300,</w:t>
+              <w:t xml:space="preserve">2022-P-⁠0300,</w:t>
             </w:r>
             <w:r>
               <w:t xml:space="preserve"> </w:t>
@@ -11836,9 +11588,7 @@
               <w:t xml:space="preserve"> </w:t>
             </w:r>
             <w:r>
-              <w:t xml:space="preserve">(413)686</w:t>
-              <w:noBreakHyphen/>
-              <w:t xml:space="preserve">9009</w:t>
+              <w:t xml:space="preserve">(413)686-⁠9009</w:t>
             </w:r>
             <w:r>
               <w:t xml:space="preserve"> </w:t>
@@ -11850,9 +11600,7 @@
               <w:t xml:space="preserve"> </w:t>
             </w:r>
             <w:r>
-              <w:t xml:space="preserve">(413)746</w:t>
-              <w:noBreakHyphen/>
-              <w:t xml:space="preserve">3221</w:t>
+              <w:t xml:space="preserve">(413)746-⁠3221</w:t>
             </w:r>
           </w:p>
           <w:p>
@@ -12662,7 +12410,7 @@
     <w:qFormat/>
     <w:pPr>
       <w:keepLines/>
-      <w:spacing w:before="0" w:after="140" w:line="322" w:lineRule="exact"/>
+      <w:spacing w:before="98" w:after="140" w:line="322" w:lineRule="exact"/>
     </w:pPr>
     <w:rPr>
       <w:sz w:val="28"/>
